--- a/test/fixtures/check38/38a-picture-template.docx
+++ b/test/fixtures/check38/38a-picture-template.docx
@@ -9,11 +9,11 @@
     </w:p>
     <w:sdt>
       <w:sdtPr>
-        <w:id w:val="770231330"/>
+        <w:id w:val="123992118"/>
         <w:picture/>
         <w:alias w:val="Logo"/>
         <w:tag w:val="logo"/>
-        <w:dataBinding w:storeItemID="{8F95E24D-61F0-47E9-8D83-E4CF75295819}" w:xpath="/data/logo"/>
+        <w:dataBinding w:storeItemID="{8F5BA955-1535-44CE-89DB-1992729135E6}" w:xpath="/data/logo"/>
       </w:sdtPr>
       <w:sdtContent>
         <w:p>
@@ -891,5 +891,5 @@
 </file>
 
 <file path=customXml/itemProps1.xml><?xml version="1.0" encoding="utf-8"?>
-<ds:datastoreItem xmlns:ds="http://schemas.openxmlformats.org/officeDocument/2006/customXml" ds:itemID="{8F95E24D-61F0-47E9-8D83-E4CF75295819}"/>
+<ds:datastoreItem xmlns:ds="http://schemas.openxmlformats.org/officeDocument/2006/customXml" ds:itemID="{8F5BA955-1535-44CE-89DB-1992729135E6}"/>
 </file>